--- a/Øvelser/Geografi/opmaaling-af-terraenprofil/opmaaling-af-terraenprofil.docx
+++ b/Øvelser/Geografi/opmaaling-af-terraenprofil/opmaaling-af-terraenprofil.docx
@@ -661,376 +661,409 @@
       </w:tr>
     </w:tbl>
     <w:bookmarkEnd w:id="34"/>
-    <w:bookmarkStart w:id="35" w:name="registrering-af-målinger"/>
+    <w:bookmarkStart w:id="36" w:name="registrering-af-målinger"/>
     <w:p>
       <w:pPr>
         <w:pStyle w:val="Heading2"/>
       </w:pPr>
       <w:r>
         <w:t xml:space="preserve">Registrering af målinger</w:t>
-      </w:r>
-    </w:p>
-    <w:p>
-      <w:pPr>
-        <w:pStyle w:val="TableCaption"/>
-      </w:pPr>
-      <w:r>
-        <w:t xml:space="preserve">Måleresultater. Husk fortegn ved højdeændringerne!</w:t>
       </w:r>
     </w:p>
     <w:tbl>
       <w:tblPr>
         <w:tblStyle w:val="Table"/>
-        <w:tblW w:type="auto" w:w="0"/>
-        <w:tblLook w:firstRow="1" w:lastRow="0" w:firstColumn="0" w:lastColumn="0" w:noHBand="0" w:noVBand="0" w:val="0020"/>
-        <w:tblCaption w:val="Måleresultater. Husk fortegn ved højdeændringerne!"/>
+        <w:tblW w:type="pct" w:w="5000"/>
+        <w:tblLayout w:type="fixed"/>
+        <w:tblLook w:firstRow="0" w:lastRow="0" w:firstColumn="0" w:lastColumn="0" w:noHBand="0" w:noVBand="0" w:val="0000"/>
       </w:tblPr>
       <w:tblGrid>
-        <w:gridCol w:w="1320"/>
-        <w:gridCol w:w="1320"/>
-        <w:gridCol w:w="1320"/>
-        <w:gridCol w:w="1320"/>
-        <w:gridCol w:w="1320"/>
-        <w:gridCol w:w="1320"/>
+        <w:gridCol w:w="7920"/>
       </w:tblGrid>
       <w:tr>
-        <w:trPr>
-          <w:cantSplit/>
-          <w:tblHeader w:val="on"/>
-        </w:trPr>
         <w:tc>
           <w:tcPr/>
+          <w:bookmarkStart w:id="35" w:name="tbl-1"/>
           <w:p>
             <w:pPr>
-              <w:pStyle w:val="Compact"/>
-              <w:keepNext/>
+              <w:jc w:val="center"/>
+            </w:pPr>
+            <w:pPr>
               <w:jc w:val="left"/>
+              <w:spacing w:before="200"/>
+              <w:pStyle w:val="ImageCaption"/>
             </w:pPr>
             <w:r>
-              <w:t xml:space="preserve">Strækning</w:t>
+              <w:t xml:space="preserve">Tabel 1: Måleresultater. Husk fortegn ved højdeændringerne!</w:t>
             </w:r>
           </w:p>
-        </w:tc>
-        <w:tc>
-          <w:tcPr/>
-          <w:p>
-            <w:pPr>
-              <w:pStyle w:val="Compact"/>
-              <w:keepNext/>
-              <w:jc w:val="center"/>
-            </w:pPr>
-            <w:r>
-              <w:t xml:space="preserve">A (1-2)</w:t>
-            </w:r>
-          </w:p>
-        </w:tc>
-        <w:tc>
-          <w:tcPr/>
-          <w:p>
-            <w:pPr>
-              <w:pStyle w:val="Compact"/>
-              <w:keepNext/>
-              <w:jc w:val="center"/>
-            </w:pPr>
-            <w:r>
-              <w:t xml:space="preserve">B (2-3)</w:t>
-            </w:r>
-          </w:p>
-        </w:tc>
-        <w:tc>
-          <w:tcPr/>
-          <w:p>
-            <w:pPr>
-              <w:pStyle w:val="Compact"/>
-              <w:keepNext/>
-              <w:jc w:val="center"/>
-            </w:pPr>
-            <w:r>
-              <w:t xml:space="preserve">C (3-4)</w:t>
-            </w:r>
-          </w:p>
-        </w:tc>
-        <w:tc>
-          <w:tcPr/>
-          <w:p>
-            <w:pPr>
-              <w:pStyle w:val="Compact"/>
-              <w:keepNext/>
-              <w:jc w:val="center"/>
-            </w:pPr>
-            <w:r>
-              <w:t xml:space="preserve">D (4-5)</w:t>
-            </w:r>
-          </w:p>
-        </w:tc>
-        <w:tc>
-          <w:tcPr/>
-          <w:p>
-            <w:pPr>
-              <w:pStyle w:val="Compact"/>
-              <w:keepNext/>
-              <w:jc w:val="center"/>
-            </w:pPr>
-            <w:r>
-              <w:t xml:space="preserve">E (5-6)</w:t>
-            </w:r>
-          </w:p>
-        </w:tc>
-      </w:tr>
-      <w:tr>
-        <w:trPr>
-          <w:cantSplit/>
-        </w:trPr>
-        <w:tc>
-          <w:tcPr/>
-          <w:p>
-            <w:pPr>
-              <w:pStyle w:val="Compact"/>
-              <w:keepNext/>
-              <w:jc w:val="left"/>
-            </w:pPr>
-            <w:r>
-              <w:t xml:space="preserve">Afstand (m)</w:t>
-            </w:r>
-          </w:p>
-        </w:tc>
-        <w:tc>
-          <w:tcPr/>
-          <w:p>
-            <w:pPr>
-              <w:pStyle w:val="Compact"/>
-              <w:keepNext/>
-            </w:pPr>
-          </w:p>
-        </w:tc>
-        <w:tc>
-          <w:tcPr/>
-          <w:p>
-            <w:pPr>
-              <w:pStyle w:val="Compact"/>
-              <w:keepNext/>
-            </w:pPr>
-          </w:p>
-        </w:tc>
-        <w:tc>
-          <w:tcPr/>
-          <w:p>
-            <w:pPr>
-              <w:pStyle w:val="Compact"/>
-              <w:keepNext/>
-            </w:pPr>
-          </w:p>
-        </w:tc>
-        <w:tc>
-          <w:tcPr/>
-          <w:p>
-            <w:pPr>
-              <w:pStyle w:val="Compact"/>
-              <w:keepNext/>
-            </w:pPr>
-          </w:p>
-        </w:tc>
-        <w:tc>
-          <w:tcPr/>
-          <w:p>
-            <w:pPr>
-              <w:pStyle w:val="Compact"/>
-              <w:keepNext/>
-            </w:pPr>
-          </w:p>
-        </w:tc>
-      </w:tr>
-      <w:tr>
-        <w:trPr>
-          <w:cantSplit/>
-        </w:trPr>
-        <w:tc>
-          <w:tcPr/>
-          <w:p>
-            <w:pPr>
-              <w:pStyle w:val="Compact"/>
-              <w:keepNext/>
-              <w:jc w:val="left"/>
-            </w:pPr>
-            <w:r>
-              <w:t xml:space="preserve">Snorens højde på første stok (cm)</w:t>
-            </w:r>
-          </w:p>
-        </w:tc>
-        <w:tc>
-          <w:tcPr/>
-          <w:p>
-            <w:pPr>
-              <w:pStyle w:val="Compact"/>
-              <w:keepNext/>
-            </w:pPr>
-          </w:p>
-        </w:tc>
-        <w:tc>
-          <w:tcPr/>
-          <w:p>
-            <w:pPr>
-              <w:pStyle w:val="Compact"/>
-              <w:keepNext/>
-            </w:pPr>
-          </w:p>
-        </w:tc>
-        <w:tc>
-          <w:tcPr/>
-          <w:p>
-            <w:pPr>
-              <w:pStyle w:val="Compact"/>
-              <w:keepNext/>
-            </w:pPr>
-          </w:p>
-        </w:tc>
-        <w:tc>
-          <w:tcPr/>
-          <w:p>
-            <w:pPr>
-              <w:pStyle w:val="Compact"/>
-              <w:keepNext/>
-            </w:pPr>
-          </w:p>
-        </w:tc>
-        <w:tc>
-          <w:tcPr/>
-          <w:p>
-            <w:pPr>
-              <w:pStyle w:val="Compact"/>
-              <w:keepNext/>
-            </w:pPr>
-          </w:p>
-        </w:tc>
-      </w:tr>
-      <w:tr>
-        <w:trPr>
-          <w:cantSplit/>
-        </w:trPr>
-        <w:tc>
-          <w:tcPr/>
-          <w:p>
-            <w:pPr>
-              <w:pStyle w:val="Compact"/>
-              <w:keepNext/>
-              <w:jc w:val="left"/>
-            </w:pPr>
-            <w:r>
-              <w:t xml:space="preserve">Snorens højde på anden stok (cm)</w:t>
-            </w:r>
-          </w:p>
-        </w:tc>
-        <w:tc>
-          <w:tcPr/>
-          <w:p>
-            <w:pPr>
-              <w:pStyle w:val="Compact"/>
-              <w:keepNext/>
-            </w:pPr>
-          </w:p>
-        </w:tc>
-        <w:tc>
-          <w:tcPr/>
-          <w:p>
-            <w:pPr>
-              <w:pStyle w:val="Compact"/>
-              <w:keepNext/>
-            </w:pPr>
-          </w:p>
-        </w:tc>
-        <w:tc>
-          <w:tcPr/>
-          <w:p>
-            <w:pPr>
-              <w:pStyle w:val="Compact"/>
-              <w:keepNext/>
-            </w:pPr>
-          </w:p>
-        </w:tc>
-        <w:tc>
-          <w:tcPr/>
-          <w:p>
-            <w:pPr>
-              <w:pStyle w:val="Compact"/>
-              <w:keepNext/>
-            </w:pPr>
-          </w:p>
-        </w:tc>
-        <w:tc>
-          <w:tcPr/>
-          <w:p>
-            <w:pPr>
-              <w:pStyle w:val="Compact"/>
-              <w:keepNext/>
-            </w:pPr>
-          </w:p>
-        </w:tc>
-      </w:tr>
-      <w:tr>
-        <w:trPr>
-          <w:cantSplit/>
-        </w:trPr>
-        <w:tc>
-          <w:tcPr/>
-          <w:p>
-            <w:pPr>
-              <w:pStyle w:val="Compact"/>
-              <w:jc w:val="left"/>
-            </w:pPr>
-            <w:r>
-              <w:rPr>
-                <w:b/>
-                <w:bCs/>
-              </w:rPr>
-              <w:t xml:space="preserve">Beregnet højdeændring (cm)</w:t>
-            </w:r>
-            <w:r>
-              <w:t xml:space="preserve"> </w:t>
-            </w:r>
-            <w:r>
-              <w:t xml:space="preserve">— HUSK FORTEGN!</w:t>
-            </w:r>
-          </w:p>
-        </w:tc>
-        <w:tc>
-          <w:tcPr/>
-          <w:p>
-            <w:pPr>
-              <w:pStyle w:val="Compact"/>
-            </w:pPr>
-          </w:p>
-        </w:tc>
-        <w:tc>
-          <w:tcPr/>
-          <w:p>
-            <w:pPr>
-              <w:pStyle w:val="Compact"/>
-            </w:pPr>
-          </w:p>
-        </w:tc>
-        <w:tc>
-          <w:tcPr/>
-          <w:p>
-            <w:pPr>
-              <w:pStyle w:val="Compact"/>
-            </w:pPr>
-          </w:p>
-        </w:tc>
-        <w:tc>
-          <w:tcPr/>
-          <w:p>
-            <w:pPr>
-              <w:pStyle w:val="Compact"/>
-            </w:pPr>
-          </w:p>
-        </w:tc>
-        <w:tc>
-          <w:tcPr/>
-          <w:p>
-            <w:pPr>
-              <w:pStyle w:val="Compact"/>
-            </w:pPr>
-          </w:p>
+          <w:tbl>
+            <w:tblPr>
+              <w:tblStyle w:val="Table"/>
+              <w:tblW w:type="auto" w:w="0"/>
+              <w:tblLook w:firstRow="1" w:lastRow="0" w:firstColumn="0" w:lastColumn="0" w:noHBand="0" w:noVBand="0" w:val="0020"/>
+            </w:tblPr>
+            <w:tblGrid>
+              <w:gridCol w:w="1320"/>
+              <w:gridCol w:w="1320"/>
+              <w:gridCol w:w="1320"/>
+              <w:gridCol w:w="1320"/>
+              <w:gridCol w:w="1320"/>
+              <w:gridCol w:w="1320"/>
+            </w:tblGrid>
+            <w:tr>
+              <w:trPr>
+                <w:cantSplit/>
+                <w:tblHeader w:val="on"/>
+              </w:trPr>
+              <w:tc>
+                <w:tcPr/>
+                <w:p>
+                  <w:pPr>
+                    <w:pStyle w:val="Compact"/>
+                    <w:keepNext/>
+                    <w:jc w:val="left"/>
+                    <w:jc w:val="center"/>
+                  </w:pPr>
+                  <w:r>
+                    <w:t xml:space="preserve">Strækning</w:t>
+                  </w:r>
+                </w:p>
+              </w:tc>
+              <w:tc>
+                <w:tcPr/>
+                <w:p>
+                  <w:pPr>
+                    <w:pStyle w:val="Compact"/>
+                    <w:keepNext/>
+                    <w:jc w:val="center"/>
+                    <w:jc w:val="center"/>
+                  </w:pPr>
+                  <w:r>
+                    <w:t xml:space="preserve">A (1-2)</w:t>
+                  </w:r>
+                </w:p>
+              </w:tc>
+              <w:tc>
+                <w:tcPr/>
+                <w:p>
+                  <w:pPr>
+                    <w:pStyle w:val="Compact"/>
+                    <w:keepNext/>
+                    <w:jc w:val="center"/>
+                    <w:jc w:val="center"/>
+                  </w:pPr>
+                  <w:r>
+                    <w:t xml:space="preserve">B (2-3)</w:t>
+                  </w:r>
+                </w:p>
+              </w:tc>
+              <w:tc>
+                <w:tcPr/>
+                <w:p>
+                  <w:pPr>
+                    <w:pStyle w:val="Compact"/>
+                    <w:keepNext/>
+                    <w:jc w:val="center"/>
+                    <w:jc w:val="center"/>
+                  </w:pPr>
+                  <w:r>
+                    <w:t xml:space="preserve">C (3-4)</w:t>
+                  </w:r>
+                </w:p>
+              </w:tc>
+              <w:tc>
+                <w:tcPr/>
+                <w:p>
+                  <w:pPr>
+                    <w:pStyle w:val="Compact"/>
+                    <w:keepNext/>
+                    <w:jc w:val="center"/>
+                    <w:jc w:val="center"/>
+                  </w:pPr>
+                  <w:r>
+                    <w:t xml:space="preserve">D (4-5)</w:t>
+                  </w:r>
+                </w:p>
+              </w:tc>
+              <w:tc>
+                <w:tcPr/>
+                <w:p>
+                  <w:pPr>
+                    <w:pStyle w:val="Compact"/>
+                    <w:keepNext/>
+                    <w:jc w:val="center"/>
+                    <w:jc w:val="center"/>
+                  </w:pPr>
+                  <w:r>
+                    <w:t xml:space="preserve">E (5-6)</w:t>
+                  </w:r>
+                </w:p>
+              </w:tc>
+            </w:tr>
+            <w:tr>
+              <w:trPr>
+                <w:cantSplit/>
+              </w:trPr>
+              <w:tc>
+                <w:tcPr/>
+                <w:p>
+                  <w:pPr>
+                    <w:pStyle w:val="Compact"/>
+                    <w:keepNext/>
+                    <w:jc w:val="left"/>
+                    <w:jc w:val="center"/>
+                  </w:pPr>
+                  <w:r>
+                    <w:t xml:space="preserve">Afstand (m)</w:t>
+                  </w:r>
+                </w:p>
+              </w:tc>
+              <w:tc>
+                <w:tcPr/>
+                <w:p>
+                  <w:pPr>
+                    <w:pStyle w:val="Compact"/>
+                    <w:keepNext/>
+                  </w:pPr>
+                </w:p>
+              </w:tc>
+              <w:tc>
+                <w:tcPr/>
+                <w:p>
+                  <w:pPr>
+                    <w:pStyle w:val="Compact"/>
+                    <w:keepNext/>
+                  </w:pPr>
+                </w:p>
+              </w:tc>
+              <w:tc>
+                <w:tcPr/>
+                <w:p>
+                  <w:pPr>
+                    <w:pStyle w:val="Compact"/>
+                    <w:keepNext/>
+                  </w:pPr>
+                </w:p>
+              </w:tc>
+              <w:tc>
+                <w:tcPr/>
+                <w:p>
+                  <w:pPr>
+                    <w:pStyle w:val="Compact"/>
+                    <w:keepNext/>
+                  </w:pPr>
+                </w:p>
+              </w:tc>
+              <w:tc>
+                <w:tcPr/>
+                <w:p>
+                  <w:pPr>
+                    <w:pStyle w:val="Compact"/>
+                    <w:keepNext/>
+                  </w:pPr>
+                </w:p>
+              </w:tc>
+            </w:tr>
+            <w:tr>
+              <w:trPr>
+                <w:cantSplit/>
+              </w:trPr>
+              <w:tc>
+                <w:tcPr/>
+                <w:p>
+                  <w:pPr>
+                    <w:pStyle w:val="Compact"/>
+                    <w:keepNext/>
+                    <w:jc w:val="left"/>
+                    <w:jc w:val="center"/>
+                  </w:pPr>
+                  <w:r>
+                    <w:t xml:space="preserve">Snorens højde på første stok (cm)</w:t>
+                  </w:r>
+                </w:p>
+              </w:tc>
+              <w:tc>
+                <w:tcPr/>
+                <w:p>
+                  <w:pPr>
+                    <w:pStyle w:val="Compact"/>
+                    <w:keepNext/>
+                  </w:pPr>
+                </w:p>
+              </w:tc>
+              <w:tc>
+                <w:tcPr/>
+                <w:p>
+                  <w:pPr>
+                    <w:pStyle w:val="Compact"/>
+                    <w:keepNext/>
+                  </w:pPr>
+                </w:p>
+              </w:tc>
+              <w:tc>
+                <w:tcPr/>
+                <w:p>
+                  <w:pPr>
+                    <w:pStyle w:val="Compact"/>
+                    <w:keepNext/>
+                  </w:pPr>
+                </w:p>
+              </w:tc>
+              <w:tc>
+                <w:tcPr/>
+                <w:p>
+                  <w:pPr>
+                    <w:pStyle w:val="Compact"/>
+                    <w:keepNext/>
+                  </w:pPr>
+                </w:p>
+              </w:tc>
+              <w:tc>
+                <w:tcPr/>
+                <w:p>
+                  <w:pPr>
+                    <w:pStyle w:val="Compact"/>
+                    <w:keepNext/>
+                  </w:pPr>
+                </w:p>
+              </w:tc>
+            </w:tr>
+            <w:tr>
+              <w:trPr>
+                <w:cantSplit/>
+              </w:trPr>
+              <w:tc>
+                <w:tcPr/>
+                <w:p>
+                  <w:pPr>
+                    <w:pStyle w:val="Compact"/>
+                    <w:keepNext/>
+                    <w:jc w:val="left"/>
+                    <w:jc w:val="center"/>
+                  </w:pPr>
+                  <w:r>
+                    <w:t xml:space="preserve">Snorens højde på anden stok (cm)</w:t>
+                  </w:r>
+                </w:p>
+              </w:tc>
+              <w:tc>
+                <w:tcPr/>
+                <w:p>
+                  <w:pPr>
+                    <w:pStyle w:val="Compact"/>
+                    <w:keepNext/>
+                  </w:pPr>
+                </w:p>
+              </w:tc>
+              <w:tc>
+                <w:tcPr/>
+                <w:p>
+                  <w:pPr>
+                    <w:pStyle w:val="Compact"/>
+                    <w:keepNext/>
+                  </w:pPr>
+                </w:p>
+              </w:tc>
+              <w:tc>
+                <w:tcPr/>
+                <w:p>
+                  <w:pPr>
+                    <w:pStyle w:val="Compact"/>
+                    <w:keepNext/>
+                  </w:pPr>
+                </w:p>
+              </w:tc>
+              <w:tc>
+                <w:tcPr/>
+                <w:p>
+                  <w:pPr>
+                    <w:pStyle w:val="Compact"/>
+                    <w:keepNext/>
+                  </w:pPr>
+                </w:p>
+              </w:tc>
+              <w:tc>
+                <w:tcPr/>
+                <w:p>
+                  <w:pPr>
+                    <w:pStyle w:val="Compact"/>
+                    <w:keepNext/>
+                  </w:pPr>
+                </w:p>
+              </w:tc>
+            </w:tr>
+            <w:tr>
+              <w:trPr>
+                <w:cantSplit/>
+              </w:trPr>
+              <w:tc>
+                <w:tcPr/>
+                <w:p>
+                  <w:pPr>
+                    <w:pStyle w:val="Compact"/>
+                    <w:jc w:val="left"/>
+                    <w:jc w:val="center"/>
+                  </w:pPr>
+                  <w:r>
+                    <w:rPr>
+                      <w:b/>
+                      <w:bCs/>
+                    </w:rPr>
+                    <w:t xml:space="preserve">Beregnet højdeændring (cm)</w:t>
+                  </w:r>
+                  <w:r>
+                    <w:t xml:space="preserve"> </w:t>
+                  </w:r>
+                  <w:r>
+                    <w:t xml:space="preserve">— HUSK FORTEGN!</w:t>
+                  </w:r>
+                </w:p>
+              </w:tc>
+              <w:tc>
+                <w:tcPr/>
+                <w:p>
+                  <w:pPr>
+                    <w:pStyle w:val="Compact"/>
+                  </w:pPr>
+                </w:p>
+              </w:tc>
+              <w:tc>
+                <w:tcPr/>
+                <w:p>
+                  <w:pPr>
+                    <w:pStyle w:val="Compact"/>
+                  </w:pPr>
+                </w:p>
+              </w:tc>
+              <w:tc>
+                <w:tcPr/>
+                <w:p>
+                  <w:pPr>
+                    <w:pStyle w:val="Compact"/>
+                  </w:pPr>
+                </w:p>
+              </w:tc>
+              <w:tc>
+                <w:tcPr/>
+                <w:p>
+                  <w:pPr>
+                    <w:pStyle w:val="Compact"/>
+                  </w:pPr>
+                </w:p>
+              </w:tc>
+              <w:tc>
+                <w:tcPr/>
+                <w:p>
+                  <w:pPr>
+                    <w:pStyle w:val="Compact"/>
+                  </w:pPr>
+                </w:p>
+              </w:tc>
+            </w:tr>
+          </w:tbl>
+          <w:bookmarkEnd w:id="35"/>
+          <w:p/>
         </w:tc>
       </w:tr>
     </w:tbl>
@@ -1046,7 +1079,7 @@
         <w:t xml:space="preserve">Sætter I ekstra stokke ind undervejs, tilføjes ekstra kolonner i hånden.</w:t>
       </w:r>
     </w:p>
-    <w:bookmarkEnd w:id="35"/>
+    <w:bookmarkEnd w:id="36"/>
     <w:sectPr>
       <w:headerReference r:id="rId7" w:type="default"/>
       <w:footerReference r:id="rId8" w:type="default"/>

--- a/Øvelser/Geografi/opmaaling-af-terraenprofil/opmaaling-af-terraenprofil.docx
+++ b/Øvelser/Geografi/opmaaling-af-terraenprofil/opmaaling-af-terraenprofil.docx
@@ -1,6 +1,6 @@
 
 <file path=word/document.xml><?xml version="1.0" encoding="utf-8"?>
-<w:document xmlns:a="http://schemas.openxmlformats.org/drawingml/2006/main" xmlns:pic="http://schemas.openxmlformats.org/drawingml/2006/picture" xmlns:r="http://schemas.openxmlformats.org/officeDocument/2006/relationships" xmlns:w="http://schemas.openxmlformats.org/wordprocessingml/2006/main" xmlns:wp="http://schemas.openxmlformats.org/drawingml/2006/wordprocessingDrawing">
+<w:document xmlns:a="http://schemas.openxmlformats.org/drawingml/2006/main" xmlns:m="http://schemas.openxmlformats.org/officeDocument/2006/math" xmlns:pic="http://schemas.openxmlformats.org/drawingml/2006/picture" xmlns:r="http://schemas.openxmlformats.org/officeDocument/2006/relationships" xmlns:w="http://schemas.openxmlformats.org/wordprocessingml/2006/main" xmlns:wp="http://schemas.openxmlformats.org/drawingml/2006/wordprocessingDrawing">
   <w:body>
     <w:p>
       <w:pPr>
@@ -1080,6 +1080,827 @@
       </w:r>
     </w:p>
     <w:bookmarkEnd w:id="36"/>
+    <w:bookmarkStart w:id="38" w:name="databehandling"/>
+    <w:p>
+      <w:pPr>
+        <w:pStyle w:val="Heading2"/>
+      </w:pPr>
+      <w:r>
+        <w:t xml:space="preserve">Databehandling</w:t>
+      </w:r>
+    </w:p>
+    <w:p>
+      <w:pPr>
+        <w:pStyle w:val="Compact"/>
+        <w:numPr>
+          <w:ilvl w:val="0"/>
+          <w:numId w:val="1004"/>
+        </w:numPr>
+      </w:pPr>
+      <w:r>
+        <w:t xml:space="preserve">Beregn for hver stok den samlede vandrette afstand fra startstokken og den samlede højde i forhold til startstokken ved at lægge strækningernes afstande og højdeændringer sammen (husk fortegn):</w:t>
+      </w:r>
+    </w:p>
+    <w:p>
+      <w:pPr>
+        <w:pStyle w:val="FirstParagraph"/>
+      </w:pPr>
+      <m:oMathPara>
+        <m:oMathParaPr>
+          <m:jc m:val="center"/>
+        </m:oMathParaPr>
+        <m:oMath>
+          <m:sSub>
+            <m:e>
+              <m:r>
+                <m:t>x</m:t>
+              </m:r>
+            </m:e>
+            <m:sub>
+              <m:r>
+                <m:t>n</m:t>
+              </m:r>
+            </m:sub>
+          </m:sSub>
+          <m:r>
+            <m:rPr>
+              <m:sty m:val="p"/>
+            </m:rPr>
+            <m:t>=</m:t>
+          </m:r>
+          <m:nary>
+            <m:naryPr>
+              <m:chr m:val="∑"/>
+              <m:limLoc m:val="undOvr"/>
+              <m:subHide m:val="off"/>
+              <m:supHide m:val="off"/>
+            </m:naryPr>
+            <m:sub>
+              <m:r>
+                <m:t>i</m:t>
+              </m:r>
+              <m:r>
+                <m:rPr>
+                  <m:sty m:val="p"/>
+                </m:rPr>
+                <m:t>=</m:t>
+              </m:r>
+              <m:r>
+                <m:t>1</m:t>
+              </m:r>
+            </m:sub>
+            <m:sup>
+              <m:r>
+                <m:t>n</m:t>
+              </m:r>
+            </m:sup>
+            <m:e>
+              <m:sSub>
+                <m:e>
+                  <m:r>
+                    <m:rPr>
+                      <m:nor/>
+                      <m:sty m:val="p"/>
+                    </m:rPr>
+                    <m:t>afstand</m:t>
+                  </m:r>
+                </m:e>
+                <m:sub>
+                  <m:r>
+                    <m:t>i</m:t>
+                  </m:r>
+                </m:sub>
+              </m:sSub>
+            </m:e>
+          </m:nary>
+          <m:r>
+            <m:t>  </m:t>
+          </m:r>
+          <m:sSub>
+            <m:e>
+              <m:r>
+                <m:t>h</m:t>
+              </m:r>
+            </m:e>
+            <m:sub>
+              <m:r>
+                <m:t>n</m:t>
+              </m:r>
+            </m:sub>
+          </m:sSub>
+          <m:r>
+            <m:rPr>
+              <m:sty m:val="p"/>
+            </m:rPr>
+            <m:t>=</m:t>
+          </m:r>
+          <m:nary>
+            <m:naryPr>
+              <m:chr m:val="∑"/>
+              <m:limLoc m:val="undOvr"/>
+              <m:subHide m:val="off"/>
+              <m:supHide m:val="off"/>
+            </m:naryPr>
+            <m:sub>
+              <m:r>
+                <m:t>i</m:t>
+              </m:r>
+              <m:r>
+                <m:rPr>
+                  <m:sty m:val="p"/>
+                </m:rPr>
+                <m:t>=</m:t>
+              </m:r>
+              <m:r>
+                <m:t>1</m:t>
+              </m:r>
+            </m:sub>
+            <m:sup>
+              <m:r>
+                <m:t>n</m:t>
+              </m:r>
+            </m:sup>
+            <m:e>
+              <m:r>
+                <m:rPr>
+                  <m:sty m:val="p"/>
+                </m:rPr>
+                <m:t>Δ</m:t>
+              </m:r>
+            </m:e>
+          </m:nary>
+          <m:sSub>
+            <m:e>
+              <m:r>
+                <m:t>h</m:t>
+              </m:r>
+            </m:e>
+            <m:sub>
+              <m:r>
+                <m:t>i</m:t>
+              </m:r>
+            </m:sub>
+          </m:sSub>
+        </m:oMath>
+      </m:oMathPara>
+    </w:p>
+    <w:tbl>
+      <w:tblPr>
+        <w:tblStyle w:val="Table"/>
+        <w:tblW w:type="pct" w:w="5000"/>
+        <w:tblLayout w:type="fixed"/>
+        <w:tblLook w:firstRow="0" w:lastRow="0" w:firstColumn="0" w:lastColumn="0" w:noHBand="0" w:noVBand="0" w:val="0000"/>
+      </w:tblPr>
+      <w:tblGrid>
+        <w:gridCol w:w="7920"/>
+      </w:tblGrid>
+      <w:tr>
+        <w:tc>
+          <w:tcPr/>
+          <w:bookmarkStart w:id="37" w:name="tbl-2"/>
+          <w:p>
+            <w:pPr>
+              <w:jc w:val="center"/>
+            </w:pPr>
+            <w:pPr>
+              <w:jc w:val="left"/>
+              <w:spacing w:before="200"/>
+              <w:pStyle w:val="ImageCaption"/>
+            </w:pPr>
+            <w:r>
+              <w:t xml:space="preserve">Tabel 2: Profilets punkter, udledt af</w:t>
+            </w:r>
+            <w:r>
+              <w:t xml:space="preserve"> </w:t>
+            </w:r>
+            <w:hyperlink w:anchor="tbl-1">
+              <w:r>
+                <w:rPr>
+                  <w:rStyle w:val="Hyperlink"/>
+                </w:rPr>
+                <w:t xml:space="preserve">Tabel 1</w:t>
+              </w:r>
+            </w:hyperlink>
+            <w:r>
+              <w:t xml:space="preserve">.</w:t>
+            </w:r>
+          </w:p>
+          <w:tbl>
+            <w:tblPr>
+              <w:tblStyle w:val="Table"/>
+              <w:tblW w:type="auto" w:w="0"/>
+              <w:tblLook w:firstRow="1" w:lastRow="0" w:firstColumn="0" w:lastColumn="0" w:noHBand="0" w:noVBand="0" w:val="0020"/>
+            </w:tblPr>
+            <w:tblGrid>
+              <w:gridCol w:w="1131"/>
+              <w:gridCol w:w="1131"/>
+              <w:gridCol w:w="1131"/>
+              <w:gridCol w:w="1131"/>
+              <w:gridCol w:w="1131"/>
+              <w:gridCol w:w="1131"/>
+              <w:gridCol w:w="1131"/>
+            </w:tblGrid>
+            <w:tr>
+              <w:trPr>
+                <w:cantSplit/>
+                <w:tblHeader w:val="on"/>
+              </w:trPr>
+              <w:tc>
+                <w:tcPr/>
+                <w:p>
+                  <w:pPr>
+                    <w:pStyle w:val="Compact"/>
+                    <w:keepNext/>
+                    <w:jc w:val="left"/>
+                    <w:jc w:val="center"/>
+                  </w:pPr>
+                  <w:r>
+                    <w:t xml:space="preserve">Stok</w:t>
+                  </w:r>
+                </w:p>
+              </w:tc>
+              <w:tc>
+                <w:tcPr/>
+                <w:p>
+                  <w:pPr>
+                    <w:pStyle w:val="Compact"/>
+                    <w:keepNext/>
+                    <w:jc w:val="center"/>
+                    <w:jc w:val="center"/>
+                  </w:pPr>
+                  <w:r>
+                    <w:t xml:space="preserve">1</w:t>
+                  </w:r>
+                </w:p>
+              </w:tc>
+              <w:tc>
+                <w:tcPr/>
+                <w:p>
+                  <w:pPr>
+                    <w:pStyle w:val="Compact"/>
+                    <w:keepNext/>
+                    <w:jc w:val="center"/>
+                    <w:jc w:val="center"/>
+                  </w:pPr>
+                  <w:r>
+                    <w:t xml:space="preserve">2</w:t>
+                  </w:r>
+                </w:p>
+              </w:tc>
+              <w:tc>
+                <w:tcPr/>
+                <w:p>
+                  <w:pPr>
+                    <w:pStyle w:val="Compact"/>
+                    <w:keepNext/>
+                    <w:jc w:val="center"/>
+                    <w:jc w:val="center"/>
+                  </w:pPr>
+                  <w:r>
+                    <w:t xml:space="preserve">3</w:t>
+                  </w:r>
+                </w:p>
+              </w:tc>
+              <w:tc>
+                <w:tcPr/>
+                <w:p>
+                  <w:pPr>
+                    <w:pStyle w:val="Compact"/>
+                    <w:keepNext/>
+                    <w:jc w:val="center"/>
+                    <w:jc w:val="center"/>
+                  </w:pPr>
+                  <w:r>
+                    <w:t xml:space="preserve">4</w:t>
+                  </w:r>
+                </w:p>
+              </w:tc>
+              <w:tc>
+                <w:tcPr/>
+                <w:p>
+                  <w:pPr>
+                    <w:pStyle w:val="Compact"/>
+                    <w:keepNext/>
+                    <w:jc w:val="center"/>
+                    <w:jc w:val="center"/>
+                  </w:pPr>
+                  <w:r>
+                    <w:t xml:space="preserve">5</w:t>
+                  </w:r>
+                </w:p>
+              </w:tc>
+              <w:tc>
+                <w:tcPr/>
+                <w:p>
+                  <w:pPr>
+                    <w:pStyle w:val="Compact"/>
+                    <w:keepNext/>
+                    <w:jc w:val="center"/>
+                    <w:jc w:val="center"/>
+                  </w:pPr>
+                  <w:r>
+                    <w:t xml:space="preserve">6</w:t>
+                  </w:r>
+                </w:p>
+              </w:tc>
+            </w:tr>
+            <w:tr>
+              <w:trPr>
+                <w:cantSplit/>
+              </w:trPr>
+              <w:tc>
+                <w:tcPr/>
+                <w:p>
+                  <w:pPr>
+                    <w:pStyle w:val="Compact"/>
+                    <w:keepNext/>
+                    <w:jc w:val="left"/>
+                    <w:jc w:val="center"/>
+                  </w:pPr>
+                  <w:r>
+                    <w:t xml:space="preserve">Samlet afstand fra stok 1 (m)</w:t>
+                  </w:r>
+                </w:p>
+              </w:tc>
+              <w:tc>
+                <w:tcPr/>
+                <w:p>
+                  <w:pPr>
+                    <w:pStyle w:val="Compact"/>
+                    <w:keepNext/>
+                    <w:jc w:val="center"/>
+                    <w:jc w:val="center"/>
+                  </w:pPr>
+                  <w:r>
+                    <w:t xml:space="preserve">0</w:t>
+                  </w:r>
+                </w:p>
+              </w:tc>
+              <w:tc>
+                <w:tcPr/>
+                <w:p>
+                  <w:pPr>
+                    <w:pStyle w:val="Compact"/>
+                    <w:keepNext/>
+                  </w:pPr>
+                </w:p>
+              </w:tc>
+              <w:tc>
+                <w:tcPr/>
+                <w:p>
+                  <w:pPr>
+                    <w:pStyle w:val="Compact"/>
+                    <w:keepNext/>
+                  </w:pPr>
+                </w:p>
+              </w:tc>
+              <w:tc>
+                <w:tcPr/>
+                <w:p>
+                  <w:pPr>
+                    <w:pStyle w:val="Compact"/>
+                    <w:keepNext/>
+                  </w:pPr>
+                </w:p>
+              </w:tc>
+              <w:tc>
+                <w:tcPr/>
+                <w:p>
+                  <w:pPr>
+                    <w:pStyle w:val="Compact"/>
+                    <w:keepNext/>
+                  </w:pPr>
+                </w:p>
+              </w:tc>
+              <w:tc>
+                <w:tcPr/>
+                <w:p>
+                  <w:pPr>
+                    <w:pStyle w:val="Compact"/>
+                    <w:keepNext/>
+                  </w:pPr>
+                </w:p>
+              </w:tc>
+            </w:tr>
+            <w:tr>
+              <w:trPr>
+                <w:cantSplit/>
+              </w:trPr>
+              <w:tc>
+                <w:tcPr/>
+                <w:p>
+                  <w:pPr>
+                    <w:pStyle w:val="Compact"/>
+                    <w:jc w:val="left"/>
+                    <w:jc w:val="center"/>
+                  </w:pPr>
+                  <w:r>
+                    <w:t xml:space="preserve">Højde i forhold til stok 1 (cm)</w:t>
+                  </w:r>
+                </w:p>
+              </w:tc>
+              <w:tc>
+                <w:tcPr/>
+                <w:p>
+                  <w:pPr>
+                    <w:pStyle w:val="Compact"/>
+                    <w:jc w:val="center"/>
+                    <w:jc w:val="center"/>
+                  </w:pPr>
+                  <w:r>
+                    <w:t xml:space="preserve">0</w:t>
+                  </w:r>
+                </w:p>
+              </w:tc>
+              <w:tc>
+                <w:tcPr/>
+                <w:p>
+                  <w:pPr>
+                    <w:pStyle w:val="Compact"/>
+                  </w:pPr>
+                </w:p>
+              </w:tc>
+              <w:tc>
+                <w:tcPr/>
+                <w:p>
+                  <w:pPr>
+                    <w:pStyle w:val="Compact"/>
+                  </w:pPr>
+                </w:p>
+              </w:tc>
+              <w:tc>
+                <w:tcPr/>
+                <w:p>
+                  <w:pPr>
+                    <w:pStyle w:val="Compact"/>
+                  </w:pPr>
+                </w:p>
+              </w:tc>
+              <w:tc>
+                <w:tcPr/>
+                <w:p>
+                  <w:pPr>
+                    <w:pStyle w:val="Compact"/>
+                  </w:pPr>
+                </w:p>
+              </w:tc>
+              <w:tc>
+                <w:tcPr/>
+                <w:p>
+                  <w:pPr>
+                    <w:pStyle w:val="Compact"/>
+                  </w:pPr>
+                </w:p>
+              </w:tc>
+            </w:tr>
+          </w:tbl>
+          <w:bookmarkEnd w:id="37"/>
+          <w:p/>
+        </w:tc>
+      </w:tr>
+    </w:tbl>
+    <w:p>
+      <w:pPr>
+        <w:pStyle w:val="Compact"/>
+        <w:numPr>
+          <w:ilvl w:val="0"/>
+          <w:numId w:val="1005"/>
+        </w:numPr>
+      </w:pPr>
+      <w:r>
+        <w:t xml:space="preserve">Tegn terrænprofilet på millimeterpapir eller i et regneark: afstand på x-aksen og højde på y-aksen. Vælg målestok for begge akser, og angiv dem på tegningen. Beregn den</w:t>
+      </w:r>
+      <w:r>
+        <w:t xml:space="preserve"> </w:t>
+      </w:r>
+      <w:r>
+        <w:rPr>
+          <w:i/>
+          <w:iCs/>
+        </w:rPr>
+        <w:t xml:space="preserve">overhøjning</w:t>
+      </w:r>
+      <w:r>
+        <w:t xml:space="preserve">, I har brugt:</w:t>
+      </w:r>
+    </w:p>
+    <w:p>
+      <w:pPr>
+        <w:pStyle w:val="FirstParagraph"/>
+      </w:pPr>
+      <m:oMathPara>
+        <m:oMathParaPr>
+          <m:jc m:val="center"/>
+        </m:oMathParaPr>
+        <m:oMath>
+          <m:r>
+            <m:rPr>
+              <m:nor/>
+              <m:sty m:val="p"/>
+            </m:rPr>
+            <m:t>Overhøjning</m:t>
+          </m:r>
+          <m:r>
+            <m:rPr>
+              <m:sty m:val="p"/>
+            </m:rPr>
+            <m:t>=</m:t>
+          </m:r>
+          <m:f>
+            <m:fPr>
+              <m:type m:val="bar"/>
+            </m:fPr>
+            <m:num>
+              <m:r>
+                <m:rPr>
+                  <m:nor/>
+                  <m:sty m:val="p"/>
+                </m:rPr>
+                <m:t>lodret målestok</m:t>
+              </m:r>
+            </m:num>
+            <m:den>
+              <m:r>
+                <m:rPr>
+                  <m:nor/>
+                  <m:sty m:val="p"/>
+                </m:rPr>
+                <m:t>vandret målestok</m:t>
+              </m:r>
+            </m:den>
+          </m:f>
+        </m:oMath>
+      </m:oMathPara>
+    </w:p>
+    <w:p>
+      <w:pPr>
+        <w:pStyle w:val="Compact"/>
+        <w:numPr>
+          <w:ilvl w:val="0"/>
+          <w:numId w:val="1006"/>
+        </w:numPr>
+      </w:pPr>
+      <w:r>
+        <w:t xml:space="preserve">Beregn hældningen for hver strækning i procent og i grader, og find den stejleste strækning:</w:t>
+      </w:r>
+    </w:p>
+    <w:p>
+      <w:pPr>
+        <w:pStyle w:val="FirstParagraph"/>
+      </w:pPr>
+      <m:oMathPara>
+        <m:oMathParaPr>
+          <m:jc m:val="center"/>
+        </m:oMathParaPr>
+        <m:oMath>
+          <m:r>
+            <m:rPr>
+              <m:nor/>
+              <m:sty m:val="p"/>
+            </m:rPr>
+            <m:t>Hældning (%)</m:t>
+          </m:r>
+          <m:r>
+            <m:rPr>
+              <m:sty m:val="p"/>
+            </m:rPr>
+            <m:t>=</m:t>
+          </m:r>
+          <m:f>
+            <m:fPr>
+              <m:type m:val="bar"/>
+            </m:fPr>
+            <m:num>
+              <m:r>
+                <m:rPr>
+                  <m:sty m:val="p"/>
+                </m:rPr>
+                <m:t>Δ</m:t>
+              </m:r>
+              <m:r>
+                <m:t>h</m:t>
+              </m:r>
+            </m:num>
+            <m:den>
+              <m:r>
+                <m:rPr>
+                  <m:nor/>
+                  <m:sty m:val="p"/>
+                </m:rPr>
+                <m:t>afstand</m:t>
+              </m:r>
+            </m:den>
+          </m:f>
+          <m:r>
+            <m:rPr>
+              <m:sty m:val="p"/>
+            </m:rPr>
+            <m:t>⋅</m:t>
+          </m:r>
+          <m:r>
+            <m:t>100</m:t>
+          </m:r>
+          <m:r>
+            <m:t>  </m:t>
+          </m:r>
+          <m:r>
+            <m:rPr>
+              <m:nor/>
+              <m:sty m:val="p"/>
+            </m:rPr>
+            <m:t>Hældning (°)</m:t>
+          </m:r>
+          <m:r>
+            <m:rPr>
+              <m:sty m:val="p"/>
+            </m:rPr>
+            <m:t>=</m:t>
+          </m:r>
+          <m:sSup>
+            <m:e>
+              <m:r>
+                <m:rPr>
+                  <m:sty m:val="p"/>
+                </m:rPr>
+                <m:t>tan</m:t>
+              </m:r>
+            </m:e>
+            <m:sup>
+              <m:r>
+                <m:rPr>
+                  <m:sty m:val="p"/>
+                </m:rPr>
+                <m:t>−</m:t>
+              </m:r>
+              <m:r>
+                <m:t>1</m:t>
+              </m:r>
+            </m:sup>
+          </m:sSup>
+          <m:r>
+            <m:t>​</m:t>
+          </m:r>
+          <m:d>
+            <m:dPr>
+              <m:begChr m:val="("/>
+              <m:sepChr m:val=""/>
+              <m:endChr m:val=")"/>
+              <m:grow/>
+            </m:dPr>
+            <m:e>
+              <m:f>
+                <m:fPr>
+                  <m:type m:val="bar"/>
+                </m:fPr>
+                <m:num>
+                  <m:r>
+                    <m:rPr>
+                      <m:sty m:val="p"/>
+                    </m:rPr>
+                    <m:t>Δ</m:t>
+                  </m:r>
+                  <m:r>
+                    <m:t>h</m:t>
+                  </m:r>
+                </m:num>
+                <m:den>
+                  <m:r>
+                    <m:rPr>
+                      <m:nor/>
+                      <m:sty m:val="p"/>
+                    </m:rPr>
+                    <m:t>afstand</m:t>
+                  </m:r>
+                </m:den>
+              </m:f>
+            </m:e>
+          </m:d>
+        </m:oMath>
+      </m:oMathPara>
+    </w:p>
+    <w:p>
+      <w:pPr>
+        <w:pStyle w:val="FirstParagraph"/>
+      </w:pPr>
+      <w:r>
+        <w:t xml:space="preserve">(Husk at regne</w:t>
+      </w:r>
+      <w:r>
+        <w:t xml:space="preserve"> </w:t>
+      </w:r>
+      <m:oMath>
+        <m:r>
+          <m:rPr>
+            <m:sty m:val="p"/>
+          </m:rPr>
+          <m:t>Δ</m:t>
+        </m:r>
+        <m:r>
+          <m:t>h</m:t>
+        </m:r>
+      </m:oMath>
+      <w:r>
+        <w:t xml:space="preserve"> </w:t>
+      </w:r>
+      <w:r>
+        <w:t xml:space="preserve">og afstanden om til samme enhed.)</w:t>
+      </w:r>
+    </w:p>
+    <w:p>
+      <w:pPr>
+        <w:pStyle w:val="Compact"/>
+        <w:numPr>
+          <w:ilvl w:val="0"/>
+          <w:numId w:val="1007"/>
+        </w:numPr>
+      </w:pPr>
+      <w:r>
+        <w:t xml:space="preserve">Sæt navne på terrænformerne langs profilet (fx vold, skråning, flade).</w:t>
+      </w:r>
+    </w:p>
+    <w:bookmarkEnd w:id="38"/>
+    <w:bookmarkStart w:id="39" w:name="journalspørgsmål"/>
+    <w:p>
+      <w:pPr>
+        <w:pStyle w:val="Heading2"/>
+      </w:pPr>
+      <w:r>
+        <w:t xml:space="preserve">Journalspørgsmål</w:t>
+      </w:r>
+    </w:p>
+    <w:p>
+      <w:pPr>
+        <w:pStyle w:val="Compact"/>
+        <w:numPr>
+          <w:ilvl w:val="0"/>
+          <w:numId w:val="1008"/>
+        </w:numPr>
+      </w:pPr>
+      <w:r>
+        <w:t xml:space="preserve">Beskriv profilet med fagbegreber: hvor er terrænet fladt, hvor er det stejlt, og hvor stor er den samlede højdeforskel?</w:t>
+      </w:r>
+    </w:p>
+    <w:p>
+      <w:pPr>
+        <w:pStyle w:val="Compact"/>
+        <w:numPr>
+          <w:ilvl w:val="0"/>
+          <w:numId w:val="1008"/>
+        </w:numPr>
+      </w:pPr>
+      <w:r>
+        <w:t xml:space="preserve">Volden ved den gamle swimmingpool er menneskeskabt. Hvordan kan man i terrænet kende forskel på en menneskeskabt terrænform og en naturlig, fx en morænebakke eller en åskrænt?</w:t>
+      </w:r>
+    </w:p>
+    <w:p>
+      <w:pPr>
+        <w:pStyle w:val="Compact"/>
+        <w:numPr>
+          <w:ilvl w:val="0"/>
+          <w:numId w:val="1008"/>
+        </w:numPr>
+      </w:pPr>
+      <w:r>
+        <w:t xml:space="preserve">Hvorfor tegner man ofte terrænprofiler med overhøjning? Hvilke fordele og ulemper har det for læseren?</w:t>
+      </w:r>
+    </w:p>
+    <w:p>
+      <w:pPr>
+        <w:pStyle w:val="Compact"/>
+        <w:numPr>
+          <w:ilvl w:val="0"/>
+          <w:numId w:val="1008"/>
+        </w:numPr>
+      </w:pPr>
+      <w:r>
+        <w:t xml:space="preserve">Hvilke fejlkilder er der ved metoden (fx en snor, der ikke er helt vandret, en skæv stok eller en strækning, der ikke følger profillinjen), og hvordan forplanter en fejl på én strækning sig til resten af profilet?</w:t>
+      </w:r>
+    </w:p>
+    <w:p>
+      <w:pPr>
+        <w:pStyle w:val="Compact"/>
+        <w:numPr>
+          <w:ilvl w:val="0"/>
+          <w:numId w:val="1008"/>
+        </w:numPr>
+      </w:pPr>
+      <w:r>
+        <w:t xml:space="preserve">Sammenlign jeres profil med højdekurverne på et topografisk kort eller Danmarks Højdemodel over samme sted. Stemmer de overens?</w:t>
+      </w:r>
+    </w:p>
+    <w:p>
+      <w:pPr>
+        <w:pStyle w:val="Compact"/>
+        <w:numPr>
+          <w:ilvl w:val="0"/>
+          <w:numId w:val="1008"/>
+        </w:numPr>
+      </w:pPr>
+      <w:r>
+        <w:t xml:space="preserve">Hvordan kunne man bruge samme metode til at opmåle fx et kystprofil eller en ådal, og hvad ville man kunne lære af at gentage målingen et år senere?</w:t>
+      </w:r>
+    </w:p>
+    <w:bookmarkEnd w:id="39"/>
     <w:sectPr>
       <w:headerReference r:id="rId7" w:type="default"/>
       <w:footerReference r:id="rId8" w:type="default"/>
@@ -1211,7 +2032,7 @@
         <w:sz w:val="16"/>
         <w:szCs w:val="16"/>
       </w:rPr>
-      <w:t xml:space="preserve"/>
+      <w:t xml:space="preserve">NATURGEOGRAFI</w:t>
     </w:r>
     <w:r>
       <w:rPr>
@@ -1692,6 +2513,261 @@
       </w:rPr>
     </w:lvl>
   </w:abstractNum>
+  <w:abstractNum w:abstractNumId="99412">
+    <w:nsid w:val="00A99412"/>
+    <w:multiLevelType w:val="multilevel"/>
+    <w:lvl w:ilvl="0">
+      <w:start w:val="2"/>
+      <w:numFmt w:val="decimal"/>
+      <w:lvlText w:val="%1."/>
+      <w:lvlJc w:val="left"/>
+      <w:pPr>
+        <w:ind w:left="720" w:hanging="360"/>
+      </w:pPr>
+    </w:lvl>
+    <w:lvl w:ilvl="1">
+      <w:start w:val="2"/>
+      <w:numFmt w:val="decimal"/>
+      <w:lvlText w:val="%2."/>
+      <w:lvlJc w:val="left"/>
+      <w:pPr>
+        <w:ind w:left="1440" w:hanging="360"/>
+      </w:pPr>
+    </w:lvl>
+    <w:lvl w:ilvl="2">
+      <w:start w:val="2"/>
+      <w:numFmt w:val="decimal"/>
+      <w:lvlText w:val="%3."/>
+      <w:lvlJc w:val="left"/>
+      <w:pPr>
+        <w:ind w:left="2160" w:hanging="360"/>
+      </w:pPr>
+    </w:lvl>
+    <w:lvl w:ilvl="3">
+      <w:start w:val="2"/>
+      <w:numFmt w:val="decimal"/>
+      <w:lvlText w:val="%4."/>
+      <w:lvlJc w:val="left"/>
+      <w:pPr>
+        <w:ind w:left="2880" w:hanging="360"/>
+      </w:pPr>
+    </w:lvl>
+    <w:lvl w:ilvl="4">
+      <w:start w:val="2"/>
+      <w:numFmt w:val="decimal"/>
+      <w:lvlText w:val="%5."/>
+      <w:lvlJc w:val="left"/>
+      <w:pPr>
+        <w:ind w:left="3600" w:hanging="360"/>
+      </w:pPr>
+    </w:lvl>
+    <w:lvl w:ilvl="5">
+      <w:start w:val="2"/>
+      <w:numFmt w:val="decimal"/>
+      <w:lvlText w:val="%6."/>
+      <w:lvlJc w:val="left"/>
+      <w:pPr>
+        <w:ind w:left="4320" w:hanging="360"/>
+      </w:pPr>
+    </w:lvl>
+    <w:lvl w:ilvl="6">
+      <w:start w:val="2"/>
+      <w:numFmt w:val="decimal"/>
+      <w:lvlText w:val="%7."/>
+      <w:lvlJc w:val="left"/>
+      <w:pPr>
+        <w:ind w:left="5040" w:hanging="360"/>
+      </w:pPr>
+    </w:lvl>
+    <w:lvl w:ilvl="7">
+      <w:start w:val="2"/>
+      <w:numFmt w:val="decimal"/>
+      <w:lvlText w:val="%8."/>
+      <w:lvlJc w:val="left"/>
+      <w:pPr>
+        <w:ind w:left="5760" w:hanging="360"/>
+      </w:pPr>
+    </w:lvl>
+    <w:lvl w:ilvl="8">
+      <w:start w:val="2"/>
+      <w:numFmt w:val="decimal"/>
+      <w:lvlText w:val="%9."/>
+      <w:lvlJc w:val="left"/>
+      <w:pPr>
+        <w:ind w:left="6480" w:hanging="360"/>
+      </w:pPr>
+    </w:lvl>
+  </w:abstractNum>
+  <w:abstractNum w:abstractNumId="99413">
+    <w:nsid w:val="00A99413"/>
+    <w:multiLevelType w:val="multilevel"/>
+    <w:lvl w:ilvl="0">
+      <w:start w:val="3"/>
+      <w:numFmt w:val="decimal"/>
+      <w:lvlText w:val="%1."/>
+      <w:lvlJc w:val="left"/>
+      <w:pPr>
+        <w:ind w:left="720" w:hanging="360"/>
+      </w:pPr>
+    </w:lvl>
+    <w:lvl w:ilvl="1">
+      <w:start w:val="3"/>
+      <w:numFmt w:val="decimal"/>
+      <w:lvlText w:val="%2."/>
+      <w:lvlJc w:val="left"/>
+      <w:pPr>
+        <w:ind w:left="1440" w:hanging="360"/>
+      </w:pPr>
+    </w:lvl>
+    <w:lvl w:ilvl="2">
+      <w:start w:val="3"/>
+      <w:numFmt w:val="decimal"/>
+      <w:lvlText w:val="%3."/>
+      <w:lvlJc w:val="left"/>
+      <w:pPr>
+        <w:ind w:left="2160" w:hanging="360"/>
+      </w:pPr>
+    </w:lvl>
+    <w:lvl w:ilvl="3">
+      <w:start w:val="3"/>
+      <w:numFmt w:val="decimal"/>
+      <w:lvlText w:val="%4."/>
+      <w:lvlJc w:val="left"/>
+      <w:pPr>
+        <w:ind w:left="2880" w:hanging="360"/>
+      </w:pPr>
+    </w:lvl>
+    <w:lvl w:ilvl="4">
+      <w:start w:val="3"/>
+      <w:numFmt w:val="decimal"/>
+      <w:lvlText w:val="%5."/>
+      <w:lvlJc w:val="left"/>
+      <w:pPr>
+        <w:ind w:left="3600" w:hanging="360"/>
+      </w:pPr>
+    </w:lvl>
+    <w:lvl w:ilvl="5">
+      <w:start w:val="3"/>
+      <w:numFmt w:val="decimal"/>
+      <w:lvlText w:val="%6."/>
+      <w:lvlJc w:val="left"/>
+      <w:pPr>
+        <w:ind w:left="4320" w:hanging="360"/>
+      </w:pPr>
+    </w:lvl>
+    <w:lvl w:ilvl="6">
+      <w:start w:val="3"/>
+      <w:numFmt w:val="decimal"/>
+      <w:lvlText w:val="%7."/>
+      <w:lvlJc w:val="left"/>
+      <w:pPr>
+        <w:ind w:left="5040" w:hanging="360"/>
+      </w:pPr>
+    </w:lvl>
+    <w:lvl w:ilvl="7">
+      <w:start w:val="3"/>
+      <w:numFmt w:val="decimal"/>
+      <w:lvlText w:val="%8."/>
+      <w:lvlJc w:val="left"/>
+      <w:pPr>
+        <w:ind w:left="5760" w:hanging="360"/>
+      </w:pPr>
+    </w:lvl>
+    <w:lvl w:ilvl="8">
+      <w:start w:val="3"/>
+      <w:numFmt w:val="decimal"/>
+      <w:lvlText w:val="%9."/>
+      <w:lvlJc w:val="left"/>
+      <w:pPr>
+        <w:ind w:left="6480" w:hanging="360"/>
+      </w:pPr>
+    </w:lvl>
+  </w:abstractNum>
+  <w:abstractNum w:abstractNumId="99414">
+    <w:nsid w:val="00A99414"/>
+    <w:multiLevelType w:val="multilevel"/>
+    <w:lvl w:ilvl="0">
+      <w:start w:val="4"/>
+      <w:numFmt w:val="decimal"/>
+      <w:lvlText w:val="%1."/>
+      <w:lvlJc w:val="left"/>
+      <w:pPr>
+        <w:ind w:left="720" w:hanging="360"/>
+      </w:pPr>
+    </w:lvl>
+    <w:lvl w:ilvl="1">
+      <w:start w:val="4"/>
+      <w:numFmt w:val="decimal"/>
+      <w:lvlText w:val="%2."/>
+      <w:lvlJc w:val="left"/>
+      <w:pPr>
+        <w:ind w:left="1440" w:hanging="360"/>
+      </w:pPr>
+    </w:lvl>
+    <w:lvl w:ilvl="2">
+      <w:start w:val="4"/>
+      <w:numFmt w:val="decimal"/>
+      <w:lvlText w:val="%3."/>
+      <w:lvlJc w:val="left"/>
+      <w:pPr>
+        <w:ind w:left="2160" w:hanging="360"/>
+      </w:pPr>
+    </w:lvl>
+    <w:lvl w:ilvl="3">
+      <w:start w:val="4"/>
+      <w:numFmt w:val="decimal"/>
+      <w:lvlText w:val="%4."/>
+      <w:lvlJc w:val="left"/>
+      <w:pPr>
+        <w:ind w:left="2880" w:hanging="360"/>
+      </w:pPr>
+    </w:lvl>
+    <w:lvl w:ilvl="4">
+      <w:start w:val="4"/>
+      <w:numFmt w:val="decimal"/>
+      <w:lvlText w:val="%5."/>
+      <w:lvlJc w:val="left"/>
+      <w:pPr>
+        <w:ind w:left="3600" w:hanging="360"/>
+      </w:pPr>
+    </w:lvl>
+    <w:lvl w:ilvl="5">
+      <w:start w:val="4"/>
+      <w:numFmt w:val="decimal"/>
+      <w:lvlText w:val="%6."/>
+      <w:lvlJc w:val="left"/>
+      <w:pPr>
+        <w:ind w:left="4320" w:hanging="360"/>
+      </w:pPr>
+    </w:lvl>
+    <w:lvl w:ilvl="6">
+      <w:start w:val="4"/>
+      <w:numFmt w:val="decimal"/>
+      <w:lvlText w:val="%7."/>
+      <w:lvlJc w:val="left"/>
+      <w:pPr>
+        <w:ind w:left="5040" w:hanging="360"/>
+      </w:pPr>
+    </w:lvl>
+    <w:lvl w:ilvl="7">
+      <w:start w:val="4"/>
+      <w:numFmt w:val="decimal"/>
+      <w:lvlText w:val="%8."/>
+      <w:lvlJc w:val="left"/>
+      <w:pPr>
+        <w:ind w:left="5760" w:hanging="360"/>
+      </w:pPr>
+    </w:lvl>
+    <w:lvl w:ilvl="8">
+      <w:start w:val="4"/>
+      <w:numFmt w:val="decimal"/>
+      <w:lvlText w:val="%9."/>
+      <w:lvlJc w:val="left"/>
+      <w:pPr>
+        <w:ind w:left="6480" w:hanging="360"/>
+      </w:pPr>
+    </w:lvl>
+  </w:abstractNum>
   <w:num w:numId="1">
     <w:abstractNumId w:val="1"/>
     <w:lvlOverride w:ilvl="0">
@@ -1775,6 +2851,156 @@
   </w:num>
   <w:num w:numId="1003">
     <w:abstractNumId w:val="991"/>
+  </w:num>
+  <w:num w:numId="1004">
+    <w:abstractNumId w:val="99411"/>
+    <w:lvlOverride w:ilvl="0">
+      <w:startOverride w:val="1"/>
+    </w:lvlOverride>
+    <w:lvlOverride w:ilvl="1">
+      <w:startOverride w:val="1"/>
+    </w:lvlOverride>
+    <w:lvlOverride w:ilvl="2">
+      <w:startOverride w:val="1"/>
+    </w:lvlOverride>
+    <w:lvlOverride w:ilvl="3">
+      <w:startOverride w:val="1"/>
+    </w:lvlOverride>
+    <w:lvlOverride w:ilvl="4">
+      <w:startOverride w:val="1"/>
+    </w:lvlOverride>
+    <w:lvlOverride w:ilvl="5">
+      <w:startOverride w:val="1"/>
+    </w:lvlOverride>
+    <w:lvlOverride w:ilvl="6">
+      <w:startOverride w:val="1"/>
+    </w:lvlOverride>
+    <w:lvlOverride w:ilvl="7">
+      <w:startOverride w:val="1"/>
+    </w:lvlOverride>
+    <w:lvlOverride w:ilvl="8">
+      <w:startOverride w:val="1"/>
+    </w:lvlOverride>
+  </w:num>
+  <w:num w:numId="1005">
+    <w:abstractNumId w:val="99412"/>
+    <w:lvlOverride w:ilvl="0">
+      <w:startOverride w:val="2"/>
+    </w:lvlOverride>
+    <w:lvlOverride w:ilvl="1">
+      <w:startOverride w:val="2"/>
+    </w:lvlOverride>
+    <w:lvlOverride w:ilvl="2">
+      <w:startOverride w:val="2"/>
+    </w:lvlOverride>
+    <w:lvlOverride w:ilvl="3">
+      <w:startOverride w:val="2"/>
+    </w:lvlOverride>
+    <w:lvlOverride w:ilvl="4">
+      <w:startOverride w:val="2"/>
+    </w:lvlOverride>
+    <w:lvlOverride w:ilvl="5">
+      <w:startOverride w:val="2"/>
+    </w:lvlOverride>
+    <w:lvlOverride w:ilvl="6">
+      <w:startOverride w:val="2"/>
+    </w:lvlOverride>
+    <w:lvlOverride w:ilvl="7">
+      <w:startOverride w:val="2"/>
+    </w:lvlOverride>
+    <w:lvlOverride w:ilvl="8">
+      <w:startOverride w:val="2"/>
+    </w:lvlOverride>
+  </w:num>
+  <w:num w:numId="1006">
+    <w:abstractNumId w:val="99413"/>
+    <w:lvlOverride w:ilvl="0">
+      <w:startOverride w:val="3"/>
+    </w:lvlOverride>
+    <w:lvlOverride w:ilvl="1">
+      <w:startOverride w:val="3"/>
+    </w:lvlOverride>
+    <w:lvlOverride w:ilvl="2">
+      <w:startOverride w:val="3"/>
+    </w:lvlOverride>
+    <w:lvlOverride w:ilvl="3">
+      <w:startOverride w:val="3"/>
+    </w:lvlOverride>
+    <w:lvlOverride w:ilvl="4">
+      <w:startOverride w:val="3"/>
+    </w:lvlOverride>
+    <w:lvlOverride w:ilvl="5">
+      <w:startOverride w:val="3"/>
+    </w:lvlOverride>
+    <w:lvlOverride w:ilvl="6">
+      <w:startOverride w:val="3"/>
+    </w:lvlOverride>
+    <w:lvlOverride w:ilvl="7">
+      <w:startOverride w:val="3"/>
+    </w:lvlOverride>
+    <w:lvlOverride w:ilvl="8">
+      <w:startOverride w:val="3"/>
+    </w:lvlOverride>
+  </w:num>
+  <w:num w:numId="1007">
+    <w:abstractNumId w:val="99414"/>
+    <w:lvlOverride w:ilvl="0">
+      <w:startOverride w:val="4"/>
+    </w:lvlOverride>
+    <w:lvlOverride w:ilvl="1">
+      <w:startOverride w:val="4"/>
+    </w:lvlOverride>
+    <w:lvlOverride w:ilvl="2">
+      <w:startOverride w:val="4"/>
+    </w:lvlOverride>
+    <w:lvlOverride w:ilvl="3">
+      <w:startOverride w:val="4"/>
+    </w:lvlOverride>
+    <w:lvlOverride w:ilvl="4">
+      <w:startOverride w:val="4"/>
+    </w:lvlOverride>
+    <w:lvlOverride w:ilvl="5">
+      <w:startOverride w:val="4"/>
+    </w:lvlOverride>
+    <w:lvlOverride w:ilvl="6">
+      <w:startOverride w:val="4"/>
+    </w:lvlOverride>
+    <w:lvlOverride w:ilvl="7">
+      <w:startOverride w:val="4"/>
+    </w:lvlOverride>
+    <w:lvlOverride w:ilvl="8">
+      <w:startOverride w:val="4"/>
+    </w:lvlOverride>
+  </w:num>
+  <w:num w:numId="1008">
+    <w:abstractNumId w:val="99411"/>
+    <w:lvlOverride w:ilvl="0">
+      <w:startOverride w:val="1"/>
+    </w:lvlOverride>
+    <w:lvlOverride w:ilvl="1">
+      <w:startOverride w:val="1"/>
+    </w:lvlOverride>
+    <w:lvlOverride w:ilvl="2">
+      <w:startOverride w:val="1"/>
+    </w:lvlOverride>
+    <w:lvlOverride w:ilvl="3">
+      <w:startOverride w:val="1"/>
+    </w:lvlOverride>
+    <w:lvlOverride w:ilvl="4">
+      <w:startOverride w:val="1"/>
+    </w:lvlOverride>
+    <w:lvlOverride w:ilvl="5">
+      <w:startOverride w:val="1"/>
+    </w:lvlOverride>
+    <w:lvlOverride w:ilvl="6">
+      <w:startOverride w:val="1"/>
+    </w:lvlOverride>
+    <w:lvlOverride w:ilvl="7">
+      <w:startOverride w:val="1"/>
+    </w:lvlOverride>
+    <w:lvlOverride w:ilvl="8">
+      <w:startOverride w:val="1"/>
+    </w:lvlOverride>
   </w:num>
 </w:numbering>
 </file>
